--- a/115208.docx
+++ b/115208.docx
@@ -1,6 +1,6 @@
 
 <file path=word/document.xml><?xml version="1.0" encoding="utf-8"?>
-<w:document xmlns:wpc="http://schemas.microsoft.com/office/word/2010/wordprocessingCanvas" xmlns:cx="http://schemas.microsoft.com/office/drawing/2014/chartex" xmlns:cx1="http://schemas.microsoft.com/office/drawing/2015/9/8/chartex" xmlns:cx2="http://schemas.microsoft.com/office/drawing/2015/10/21/chartex" xmlns:cx3="http://schemas.microsoft.com/office/drawing/2016/5/9/chartex" xmlns:cx4="http://schemas.microsoft.com/office/drawing/2016/5/10/chartex" xmlns:cx5="http://schemas.microsoft.com/office/drawing/2016/5/11/chartex" xmlns:cx6="http://schemas.microsoft.com/office/drawing/2016/5/12/chartex" xmlns:cx7="http://schemas.microsoft.com/office/drawing/2016/5/13/chartex" xmlns:cx8="http://schemas.microsoft.com/office/drawing/2016/5/14/chartex" xmlns:mc="http://schemas.openxmlformats.org/markup-compatibility/2006" xmlns:aink="http://schemas.microsoft.com/office/drawing/2016/ink" xmlns:am3d="http://schemas.microsoft.com/office/drawing/2017/model3d" xmlns:o="urn:schemas-microsoft-com:office:office" xmlns:oel="http://schemas.microsoft.com/office/2019/extlst" xmlns:r="http://schemas.openxmlformats.org/officeDocument/2006/relationships" xmlns:m="http://schemas.openxmlformats.org/officeDocument/2006/math" xmlns:v="urn:schemas-microsoft-com:vml" xmlns:wp14="http://schemas.microsoft.com/office/word/2010/wordprocessingDrawing" xmlns:wp="http://schemas.openxmlformats.org/drawingml/2006/wordprocessingDrawing" xmlns:w10="urn:schemas-microsoft-com:office:word" xmlns:w="http://schemas.openxmlformats.org/wordprocessingml/2006/main" xmlns:w14="http://schemas.microsoft.com/office/word/2010/wordml" xmlns:w15="http://schemas.microsoft.com/office/word/2012/wordml" xmlns:w16cex="http://schemas.microsoft.com/office/word/2018/wordml/cex" xmlns:w16cid="http://schemas.microsoft.com/office/word/2016/wordml/cid" xmlns:w16="http://schemas.microsoft.com/office/word/2018/wordml" xmlns:w16du="http://schemas.microsoft.com/office/word/2023/wordml/word16du" xmlns:w16sdtdh="http://schemas.microsoft.com/office/word/2020/wordml/sdtdatahash" xmlns:w16sdtfl="http://schemas.microsoft.com/office/word/2024/wordml/sdtformatlock" xmlns:w16se="http://schemas.microsoft.com/office/word/2015/wordml/symex" xmlns:wpg="http://schemas.microsoft.com/office/word/2010/wordprocessingGroup" xmlns:wpi="http://schemas.microsoft.com/office/word/2010/wordprocessingInk" xmlns:wne="http://schemas.microsoft.com/office/word/2006/wordml" xmlns:wps="http://schemas.microsoft.com/office/word/2010/wordprocessingShape" mc:Ignorable="w14 w15 w16se w16cid w16 w16cex w16sdtdh w16sdtfl w16du wp14">
+<w:document xmlns:wpc="http://schemas.microsoft.com/office/word/2010/wordprocessingCanvas" xmlns:cx="http://schemas.microsoft.com/office/drawing/2014/chartex" xmlns:cx1="http://schemas.microsoft.com/office/drawing/2015/9/8/chartex" xmlns:cx2="http://schemas.microsoft.com/office/drawing/2015/10/21/chartex" xmlns:cx3="http://schemas.microsoft.com/office/drawing/2016/5/9/chartex" xmlns:cx4="http://schemas.microsoft.com/office/drawing/2016/5/10/chartex" xmlns:cx5="http://schemas.microsoft.com/office/drawing/2016/5/11/chartex" xmlns:cx6="http://schemas.microsoft.com/office/drawing/2016/5/12/chartex" xmlns:cx7="http://schemas.microsoft.com/office/drawing/2016/5/13/chartex" xmlns:cx8="http://schemas.microsoft.com/office/drawing/2016/5/14/chartex" xmlns:mc="http://schemas.openxmlformats.org/markup-compatibility/2006" xmlns:aink="http://schemas.microsoft.com/office/drawing/2016/ink" xmlns:am3d="http://schemas.microsoft.com/office/drawing/2017/model3d" xmlns:o="urn:schemas-microsoft-com:office:office" xmlns:r="http://schemas.openxmlformats.org/officeDocument/2006/relationships" xmlns:m="http://schemas.openxmlformats.org/officeDocument/2006/math" xmlns:v="urn:schemas-microsoft-com:vml" xmlns:wp14="http://schemas.microsoft.com/office/word/2010/wordprocessingDrawing" xmlns:wp="http://schemas.openxmlformats.org/drawingml/2006/wordprocessingDrawing" xmlns:w10="urn:schemas-microsoft-com:office:word" xmlns:w="http://schemas.openxmlformats.org/wordprocessingml/2006/main" xmlns:w14="http://schemas.microsoft.com/office/word/2010/wordml" xmlns:w15="http://schemas.microsoft.com/office/word/2012/wordml" xmlns:w16cid="http://schemas.microsoft.com/office/word/2016/wordml/cid" xmlns:w16se="http://schemas.microsoft.com/office/word/2015/wordml/symex" xmlns:wpg="http://schemas.microsoft.com/office/word/2010/wordprocessingGroup" xmlns:wpi="http://schemas.microsoft.com/office/word/2010/wordprocessingInk" xmlns:wne="http://schemas.microsoft.com/office/word/2006/wordml" xmlns:wps="http://schemas.microsoft.com/office/word/2010/wordprocessingShape" mc:Ignorable="w14 w15 w16se w16cid wp14">
   <w:body>
     <w:p>
       <w:pPr>
@@ -570,19 +570,8 @@
           <w:bCs/>
           <w:sz w:val="40"/>
         </w:rPr>
-        <w:t>謝子</w:t>
+        <w:t>謝子祈</w:t>
       </w:r>
-      <w:proofErr w:type="gramStart"/>
-      <w:r>
-        <w:rPr>
-          <w:rFonts w:eastAsia="標楷體" w:hint="eastAsia"/>
-          <w:b/>
-          <w:bCs/>
-          <w:sz w:val="40"/>
-        </w:rPr>
-        <w:t>祈</w:t>
-      </w:r>
-      <w:proofErr w:type="gramEnd"/>
     </w:p>
     <w:p>
       <w:pPr>
@@ -2958,7 +2947,6 @@
     <w:p>
       <w:pPr>
         <w:rPr>
-          <w:rFonts w:hint="eastAsia"/>
           <w:sz w:val="32"/>
           <w:szCs w:val="32"/>
         </w:rPr>
@@ -2998,7 +2986,7 @@
       <w:pPr>
         <w:jc w:val="center"/>
         <w:rPr>
-          <w:rFonts w:eastAsia="標楷體" w:hint="eastAsia"/>
+          <w:rFonts w:eastAsia="標楷體"/>
           <w:sz w:val="28"/>
           <w:szCs w:val="28"/>
         </w:rPr>
@@ -3236,7 +3224,7 @@
             <w:pPr>
               <w:jc w:val="both"/>
               <w:rPr>
-                <w:rFonts w:eastAsia="標楷體" w:hint="eastAsia"/>
+                <w:rFonts w:eastAsia="標楷體"/>
                 <w:color w:val="000000" w:themeColor="text1"/>
                 <w:sz w:val="28"/>
                 <w:szCs w:val="28"/>
@@ -3596,7 +3584,6 @@
     <w:p>
       <w:pPr>
         <w:rPr>
-          <w:rFonts w:hint="eastAsia"/>
           <w:sz w:val="32"/>
           <w:szCs w:val="32"/>
         </w:rPr>
@@ -15838,6 +15825,14 @@
                 <w:szCs w:val="28"/>
               </w:rPr>
             </w:pPr>
+            <w:r>
+              <w:rPr>
+                <w:rFonts w:ascii="標楷體" w:eastAsia="標楷體" w:hAnsi="標楷體" w:hint="eastAsia"/>
+                <w:sz w:val="28"/>
+                <w:szCs w:val="28"/>
+              </w:rPr>
+              <w:t>●</w:t>
+            </w:r>
           </w:p>
         </w:tc>
         <w:tc>
@@ -15965,6 +15960,14 @@
                 <w:szCs w:val="28"/>
               </w:rPr>
             </w:pPr>
+            <w:r>
+              <w:rPr>
+                <w:rFonts w:ascii="標楷體" w:eastAsia="標楷體" w:hAnsi="標楷體" w:hint="eastAsia"/>
+                <w:sz w:val="28"/>
+                <w:szCs w:val="28"/>
+              </w:rPr>
+              <w:t>●</w:t>
+            </w:r>
           </w:p>
         </w:tc>
         <w:tc>
@@ -16090,6 +16093,8 @@
                 <w:szCs w:val="28"/>
               </w:rPr>
             </w:pPr>
+            <w:bookmarkStart w:id="17" w:name="_GoBack"/>
+            <w:bookmarkEnd w:id="17"/>
           </w:p>
         </w:tc>
       </w:tr>
@@ -16405,6 +16410,14 @@
                 <w:szCs w:val="28"/>
               </w:rPr>
             </w:pPr>
+            <w:r>
+              <w:rPr>
+                <w:rFonts w:ascii="標楷體" w:eastAsia="標楷體" w:hAnsi="標楷體" w:hint="eastAsia"/>
+                <w:sz w:val="28"/>
+                <w:szCs w:val="28"/>
+              </w:rPr>
+              <w:t>●</w:t>
+            </w:r>
           </w:p>
         </w:tc>
         <w:tc>
@@ -16564,6 +16577,14 @@
                 <w:szCs w:val="28"/>
               </w:rPr>
             </w:pPr>
+            <w:r>
+              <w:rPr>
+                <w:rFonts w:ascii="標楷體" w:eastAsia="標楷體" w:hAnsi="標楷體" w:hint="eastAsia"/>
+                <w:sz w:val="28"/>
+                <w:szCs w:val="28"/>
+              </w:rPr>
+              <w:t>●</w:t>
+            </w:r>
           </w:p>
         </w:tc>
         <w:tc>
@@ -16717,6 +16738,14 @@
                 <w:szCs w:val="28"/>
               </w:rPr>
             </w:pPr>
+            <w:r>
+              <w:rPr>
+                <w:rFonts w:ascii="標楷體" w:eastAsia="標楷體" w:hAnsi="標楷體" w:hint="eastAsia"/>
+                <w:sz w:val="28"/>
+                <w:szCs w:val="28"/>
+              </w:rPr>
+              <w:t>●</w:t>
+            </w:r>
           </w:p>
         </w:tc>
         <w:tc>
@@ -16834,6 +16863,14 @@
                 <w:szCs w:val="28"/>
               </w:rPr>
             </w:pPr>
+            <w:r>
+              <w:rPr>
+                <w:rFonts w:ascii="標楷體" w:eastAsia="標楷體" w:hAnsi="標楷體" w:hint="eastAsia"/>
+                <w:sz w:val="28"/>
+                <w:szCs w:val="28"/>
+              </w:rPr>
+              <w:t>●</w:t>
+            </w:r>
           </w:p>
         </w:tc>
         <w:tc>
@@ -16963,8 +17000,17 @@
                 <w:sz w:val="28"/>
                 <w:szCs w:val="28"/>
               </w:rPr>
-              <w:t>專題時程與組織分工</w:t>
+              <w:t>專題時程與</w:t>
             </w:r>
+            <w:r>
+              <w:rPr>
+                <w:rFonts w:eastAsia="標楷體" w:hint="eastAsia"/>
+                <w:sz w:val="28"/>
+                <w:szCs w:val="28"/>
+              </w:rPr>
+              <w:lastRenderedPageBreak/>
+              <w:t>組織分工</w:t>
+            </w:r>
           </w:p>
         </w:tc>
         <w:tc>
@@ -16993,6 +17039,14 @@
                 <w:szCs w:val="28"/>
               </w:rPr>
             </w:pPr>
+            <w:r>
+              <w:rPr>
+                <w:rFonts w:ascii="標楷體" w:eastAsia="標楷體" w:hAnsi="標楷體" w:hint="eastAsia"/>
+                <w:sz w:val="28"/>
+                <w:szCs w:val="28"/>
+              </w:rPr>
+              <w:t>●</w:t>
+            </w:r>
           </w:p>
         </w:tc>
         <w:tc>
@@ -17166,6 +17220,14 @@
                 <w:szCs w:val="28"/>
               </w:rPr>
             </w:pPr>
+            <w:r>
+              <w:rPr>
+                <w:rFonts w:ascii="標楷體" w:eastAsia="標楷體" w:hAnsi="標楷體" w:hint="eastAsia"/>
+                <w:sz w:val="28"/>
+                <w:szCs w:val="28"/>
+              </w:rPr>
+              <w:t>●</w:t>
+            </w:r>
           </w:p>
         </w:tc>
         <w:tc>
@@ -17334,6 +17396,14 @@
                 <w:szCs w:val="28"/>
               </w:rPr>
             </w:pPr>
+            <w:r>
+              <w:rPr>
+                <w:rFonts w:ascii="標楷體" w:eastAsia="標楷體" w:hAnsi="標楷體" w:hint="eastAsia"/>
+                <w:sz w:val="28"/>
+                <w:szCs w:val="28"/>
+              </w:rPr>
+              <w:t>●</w:t>
+            </w:r>
           </w:p>
         </w:tc>
       </w:tr>
@@ -17591,6 +17661,14 @@
                 <w:szCs w:val="28"/>
               </w:rPr>
             </w:pPr>
+            <w:r>
+              <w:rPr>
+                <w:rFonts w:ascii="標楷體" w:eastAsia="標楷體" w:hAnsi="標楷體" w:hint="eastAsia"/>
+                <w:sz w:val="28"/>
+                <w:szCs w:val="28"/>
+              </w:rPr>
+              <w:t>●</w:t>
+            </w:r>
           </w:p>
         </w:tc>
         <w:tc>
@@ -18417,7 +18495,7 @@
           <w:szCs w:val="36"/>
         </w:rPr>
       </w:pPr>
-      <w:bookmarkStart w:id="17" w:name="_Toc227357997"/>
+      <w:bookmarkStart w:id="18" w:name="_Toc227357997"/>
       <w:r>
         <w:rPr>
           <w:rFonts w:eastAsia="標楷體" w:hint="eastAsia"/>
@@ -18464,7 +18542,7 @@
         </w:rPr>
         <w:t>需求模型</w:t>
       </w:r>
-      <w:bookmarkEnd w:id="17"/>
+      <w:bookmarkEnd w:id="18"/>
     </w:p>
     <w:p>
       <w:pPr>
@@ -18543,7 +18621,7 @@
           <w:szCs w:val="36"/>
         </w:rPr>
       </w:pPr>
-      <w:bookmarkStart w:id="18" w:name="_Toc227357998"/>
+      <w:bookmarkStart w:id="19" w:name="_Toc227357998"/>
       <w:r>
         <w:rPr>
           <w:rFonts w:eastAsia="標楷體" w:hint="eastAsia"/>
@@ -18590,7 +18668,7 @@
         </w:rPr>
         <w:t>程序模型</w:t>
       </w:r>
-      <w:bookmarkEnd w:id="18"/>
+      <w:bookmarkEnd w:id="19"/>
     </w:p>
     <w:p>
       <w:pPr>
@@ -18657,7 +18735,7 @@
           <w:szCs w:val="36"/>
         </w:rPr>
       </w:pPr>
-      <w:bookmarkStart w:id="19" w:name="_Toc227357999"/>
+      <w:bookmarkStart w:id="20" w:name="_Toc227357999"/>
       <w:r>
         <w:rPr>
           <w:rFonts w:eastAsia="標楷體" w:hint="eastAsia"/>
@@ -18704,7 +18782,7 @@
         </w:rPr>
         <w:t>系統模型</w:t>
       </w:r>
-      <w:bookmarkEnd w:id="19"/>
+      <w:bookmarkEnd w:id="20"/>
     </w:p>
     <w:p>
       <w:pPr>
@@ -18807,7 +18885,7 @@
           <w:szCs w:val="36"/>
         </w:rPr>
       </w:pPr>
-      <w:bookmarkStart w:id="20" w:name="_Toc227358000"/>
+      <w:bookmarkStart w:id="21" w:name="_Toc227358000"/>
       <w:r>
         <w:rPr>
           <w:rFonts w:eastAsia="標楷體" w:hint="eastAsia"/>
@@ -18854,7 +18932,7 @@
         </w:rPr>
         <w:t>資料庫設計</w:t>
       </w:r>
-      <w:bookmarkEnd w:id="20"/>
+      <w:bookmarkEnd w:id="21"/>
     </w:p>
     <w:p>
       <w:pPr>
@@ -18889,7 +18967,7 @@
 </file>
 
 <file path=word/numbering.xml><?xml version="1.0" encoding="utf-8"?>
-<w:numbering xmlns:wpc="http://schemas.microsoft.com/office/word/2010/wordprocessingCanvas" xmlns:cx="http://schemas.microsoft.com/office/drawing/2014/chartex" xmlns:cx1="http://schemas.microsoft.com/office/drawing/2015/9/8/chartex" xmlns:cx2="http://schemas.microsoft.com/office/drawing/2015/10/21/chartex" xmlns:cx3="http://schemas.microsoft.com/office/drawing/2016/5/9/chartex" xmlns:cx4="http://schemas.microsoft.com/office/drawing/2016/5/10/chartex" xmlns:cx5="http://schemas.microsoft.com/office/drawing/2016/5/11/chartex" xmlns:cx6="http://schemas.microsoft.com/office/drawing/2016/5/12/chartex" xmlns:cx7="http://schemas.microsoft.com/office/drawing/2016/5/13/chartex" xmlns:cx8="http://schemas.microsoft.com/office/drawing/2016/5/14/chartex" xmlns:mc="http://schemas.openxmlformats.org/markup-compatibility/2006" xmlns:aink="http://schemas.microsoft.com/office/drawing/2016/ink" xmlns:am3d="http://schemas.microsoft.com/office/drawing/2017/model3d" xmlns:o="urn:schemas-microsoft-com:office:office" xmlns:oel="http://schemas.microsoft.com/office/2019/extlst" xmlns:r="http://schemas.openxmlformats.org/officeDocument/2006/relationships" xmlns:m="http://schemas.openxmlformats.org/officeDocument/2006/math" xmlns:v="urn:schemas-microsoft-com:vml" xmlns:wp14="http://schemas.microsoft.com/office/word/2010/wordprocessingDrawing" xmlns:wp="http://schemas.openxmlformats.org/drawingml/2006/wordprocessingDrawing" xmlns:w10="urn:schemas-microsoft-com:office:word" xmlns:w="http://schemas.openxmlformats.org/wordprocessingml/2006/main" xmlns:w14="http://schemas.microsoft.com/office/word/2010/wordml" xmlns:w15="http://schemas.microsoft.com/office/word/2012/wordml" xmlns:w16cex="http://schemas.microsoft.com/office/word/2018/wordml/cex" xmlns:w16cid="http://schemas.microsoft.com/office/word/2016/wordml/cid" xmlns:w16="http://schemas.microsoft.com/office/word/2018/wordml" xmlns:w16du="http://schemas.microsoft.com/office/word/2023/wordml/word16du" xmlns:w16sdtdh="http://schemas.microsoft.com/office/word/2020/wordml/sdtdatahash" xmlns:w16sdtfl="http://schemas.microsoft.com/office/word/2024/wordml/sdtformatlock" xmlns:w16se="http://schemas.microsoft.com/office/word/2015/wordml/symex" xmlns:wpg="http://schemas.microsoft.com/office/word/2010/wordprocessingGroup" xmlns:wpi="http://schemas.microsoft.com/office/word/2010/wordprocessingInk" xmlns:wne="http://schemas.microsoft.com/office/word/2006/wordml" xmlns:wps="http://schemas.microsoft.com/office/word/2010/wordprocessingShape" mc:Ignorable="w14 w15 w16se w16cid w16 w16cex w16sdtdh w16sdtfl w16du wp14">
+<w:numbering xmlns:wpc="http://schemas.microsoft.com/office/word/2010/wordprocessingCanvas" xmlns:cx="http://schemas.microsoft.com/office/drawing/2014/chartex" xmlns:cx1="http://schemas.microsoft.com/office/drawing/2015/9/8/chartex" xmlns:cx2="http://schemas.microsoft.com/office/drawing/2015/10/21/chartex" xmlns:cx3="http://schemas.microsoft.com/office/drawing/2016/5/9/chartex" xmlns:cx4="http://schemas.microsoft.com/office/drawing/2016/5/10/chartex" xmlns:cx5="http://schemas.microsoft.com/office/drawing/2016/5/11/chartex" xmlns:cx6="http://schemas.microsoft.com/office/drawing/2016/5/12/chartex" xmlns:cx7="http://schemas.microsoft.com/office/drawing/2016/5/13/chartex" xmlns:cx8="http://schemas.microsoft.com/office/drawing/2016/5/14/chartex" xmlns:mc="http://schemas.openxmlformats.org/markup-compatibility/2006" xmlns:aink="http://schemas.microsoft.com/office/drawing/2016/ink" xmlns:am3d="http://schemas.microsoft.com/office/drawing/2017/model3d" xmlns:o="urn:schemas-microsoft-com:office:office" xmlns:r="http://schemas.openxmlformats.org/officeDocument/2006/relationships" xmlns:m="http://schemas.openxmlformats.org/officeDocument/2006/math" xmlns:v="urn:schemas-microsoft-com:vml" xmlns:wp14="http://schemas.microsoft.com/office/word/2010/wordprocessingDrawing" xmlns:wp="http://schemas.openxmlformats.org/drawingml/2006/wordprocessingDrawing" xmlns:w10="urn:schemas-microsoft-com:office:word" xmlns:w="http://schemas.openxmlformats.org/wordprocessingml/2006/main" xmlns:w14="http://schemas.microsoft.com/office/word/2010/wordml" xmlns:w15="http://schemas.microsoft.com/office/word/2012/wordml" xmlns:w16cid="http://schemas.microsoft.com/office/word/2016/wordml/cid" xmlns:w16se="http://schemas.microsoft.com/office/word/2015/wordml/symex" xmlns:wpg="http://schemas.microsoft.com/office/word/2010/wordprocessingGroup" xmlns:wpi="http://schemas.microsoft.com/office/word/2010/wordprocessingInk" xmlns:wne="http://schemas.microsoft.com/office/word/2006/wordml" xmlns:wps="http://schemas.microsoft.com/office/word/2010/wordprocessingShape" mc:Ignorable="w14 w15 w16se w16cid wp14">
   <w:abstractNum w:abstractNumId="0" w15:restartNumberingAfterBreak="0">
     <w:nsid w:val="0204078B"/>
     <w:multiLevelType w:val="multilevel"/>
@@ -19808,38 +19886,38 @@
       </w:pPr>
     </w:lvl>
   </w:abstractNum>
-  <w:num w:numId="1" w16cid:durableId="1596745774">
+  <w:num w:numId="1">
     <w:abstractNumId w:val="2"/>
   </w:num>
-  <w:num w:numId="2" w16cid:durableId="1792092594">
+  <w:num w:numId="2">
     <w:abstractNumId w:val="0"/>
   </w:num>
-  <w:num w:numId="3" w16cid:durableId="1847863364">
+  <w:num w:numId="3">
     <w:abstractNumId w:val="4"/>
   </w:num>
-  <w:num w:numId="4" w16cid:durableId="1705864907">
+  <w:num w:numId="4">
     <w:abstractNumId w:val="6"/>
   </w:num>
-  <w:num w:numId="5" w16cid:durableId="13775572">
+  <w:num w:numId="5">
     <w:abstractNumId w:val="1"/>
   </w:num>
-  <w:num w:numId="6" w16cid:durableId="1221210957">
+  <w:num w:numId="6">
     <w:abstractNumId w:val="7"/>
   </w:num>
-  <w:num w:numId="7" w16cid:durableId="585385115">
+  <w:num w:numId="7">
     <w:abstractNumId w:val="3"/>
   </w:num>
-  <w:num w:numId="8" w16cid:durableId="1050230642">
+  <w:num w:numId="8">
     <w:abstractNumId w:val="5"/>
   </w:num>
-  <w:num w:numId="9" w16cid:durableId="757294032">
+  <w:num w:numId="9">
     <w:abstractNumId w:val="8"/>
   </w:num>
 </w:numbering>
 </file>
 
 <file path=word/styles.xml><?xml version="1.0" encoding="utf-8"?>
-<w:styles xmlns:mc="http://schemas.openxmlformats.org/markup-compatibility/2006" xmlns:r="http://schemas.openxmlformats.org/officeDocument/2006/relationships" xmlns:w="http://schemas.openxmlformats.org/wordprocessingml/2006/main" xmlns:w14="http://schemas.microsoft.com/office/word/2010/wordml" xmlns:w15="http://schemas.microsoft.com/office/word/2012/wordml" xmlns:w16cex="http://schemas.microsoft.com/office/word/2018/wordml/cex" xmlns:w16cid="http://schemas.microsoft.com/office/word/2016/wordml/cid" xmlns:w16="http://schemas.microsoft.com/office/word/2018/wordml" xmlns:w16du="http://schemas.microsoft.com/office/word/2023/wordml/word16du" xmlns:w16sdtdh="http://schemas.microsoft.com/office/word/2020/wordml/sdtdatahash" xmlns:w16sdtfl="http://schemas.microsoft.com/office/word/2024/wordml/sdtformatlock" xmlns:w16se="http://schemas.microsoft.com/office/word/2015/wordml/symex" mc:Ignorable="w14 w15 w16se w16cid w16 w16cex w16sdtdh w16sdtfl w16du">
+<w:styles xmlns:mc="http://schemas.openxmlformats.org/markup-compatibility/2006" xmlns:r="http://schemas.openxmlformats.org/officeDocument/2006/relationships" xmlns:w="http://schemas.openxmlformats.org/wordprocessingml/2006/main" xmlns:w14="http://schemas.microsoft.com/office/word/2010/wordml" xmlns:w15="http://schemas.microsoft.com/office/word/2012/wordml" xmlns:w16cid="http://schemas.microsoft.com/office/word/2016/wordml/cid" xmlns:w16se="http://schemas.microsoft.com/office/word/2015/wordml/symex" mc:Ignorable="w14 w15 w16se w16cid">
   <w:docDefaults>
     <w:rPrDefault>
       <w:rPr>
@@ -19852,7 +19930,7 @@
     </w:rPrDefault>
     <w:pPrDefault/>
   </w:docDefaults>
-  <w:latentStyles w:defLockedState="0" w:defUIPriority="99" w:defSemiHidden="0" w:defUnhideWhenUsed="0" w:defQFormat="0" w:count="376">
+  <w:latentStyles w:defLockedState="0" w:defUIPriority="99" w:defSemiHidden="0" w:defUnhideWhenUsed="0" w:defQFormat="0" w:count="375">
     <w:lsdException w:name="Normal" w:uiPriority="0" w:qFormat="1"/>
     <w:lsdException w:name="heading 1" w:uiPriority="9" w:qFormat="1"/>
     <w:lsdException w:name="heading 2" w:semiHidden="1" w:uiPriority="9" w:unhideWhenUsed="1" w:qFormat="1"/>
@@ -20228,7 +20306,6 @@
     <w:lsdException w:name="Smart Hyperlink" w:semiHidden="1" w:unhideWhenUsed="1"/>
     <w:lsdException w:name="Hashtag" w:semiHidden="1" w:unhideWhenUsed="1"/>
     <w:lsdException w:name="Unresolved Mention" w:semiHidden="1" w:unhideWhenUsed="1"/>
-    <w:lsdException w:name="Smart Link" w:semiHidden="1" w:unhideWhenUsed="1"/>
   </w:latentStyles>
   <w:style w:type="paragraph" w:default="1" w:styleId="a">
     <w:name w:val="Normal"/>
@@ -20841,7 +20918,7 @@
 </file>
 
 <file path=customXml/itemProps1.xml><?xml version="1.0" encoding="utf-8"?>
-<ds:datastoreItem xmlns:ds="http://schemas.openxmlformats.org/officeDocument/2006/customXml" ds:itemID="{9990969D-A261-4366-8597-0D05A6701E6E}">
+<ds:datastoreItem xmlns:ds="http://schemas.openxmlformats.org/officeDocument/2006/customXml" ds:itemID="{E77B9CA5-0F4B-4A42-9A46-36156374F6CE}">
   <ds:schemaRefs>
     <ds:schemaRef ds:uri="http://schemas.openxmlformats.org/officeDocument/2006/bibliography"/>
   </ds:schemaRefs>
